--- a/examples/generated/styleset_formal.docx
+++ b/examples/generated/styleset_formal.docx
@@ -100,7 +100,7 @@
 </file>
 
 <file path=word/numbering.xml><?xml version="1.0" encoding="utf-8"?>
-<w:numbering xmlns:w="http://schemas.openxmlformats.org/wordprocessingml/2006/main" xmlns:mc="http://schemas.openxmlformats.org/markup-compatibility/2006">
+<w:numbering xmlns:w="http://schemas.openxmlformats.org/wordprocessingml/2006/main" xmlns:mc="http://schemas.openxmlformats.org/markup-compatibility/2006" xmlns:w14="http://schemas.microsoft.com/office/word/2010/wordml" xmlns:w15="http://schemas.microsoft.com/office/word/2012/wordml" xmlns:w16se="http://schemas.microsoft.com/office/word/2015/wordml/symex" xmlns:w16cid="http://schemas.microsoft.com/office/word/2016/wordml/cid" xmlns:w16="http://schemas.microsoft.com/office/word/2018/wordml" xmlns:w16cex="http://schemas.microsoft.com/office/word/2018/wordml/cex" xmlns:w16sdtdh="http://schemas.microsoft.com/office/word/2020/wordml/sdtdatahash" xmlns:w16sdtfl="http://schemas.microsoft.com/office/word/2024/wordml/sdtformatlock" xmlns:w16du="http://schemas.microsoft.com/office/word/2023/wordml/word16du" xmlns:wp14="http://schemas.microsoft.com/office/word/2010/wordprocessingDrawing" mc:Ignorable="w14 w15 w16se w16cid w16 w16cex w16sdtdh w16sdtfl w16du wp14">
   <w:abstractNum w:abstractNumId="0">
     <w:lvl w:ilvl="0">
       <w:start w:val="1"/>
@@ -200,7 +200,7 @@
 </file>
 
 <file path=word/styles.xml><?xml version="1.0" encoding="utf-8"?>
-<w:styles xmlns:w="http://schemas.openxmlformats.org/wordprocessingml/2006/main" xmlns:mc="http://schemas.openxmlformats.org/markup-compatibility/2006" xmlns:r="http://schemas.openxmlformats.org/officeDocument/2006/relationships" xmlns:w14="http://schemas.microsoft.com/office/word/2010/wordml" xmlns:w15="http://schemas.microsoft.com/office/word/2012/wordml" xmlns:w16cex="http://schemas.microsoft.com/office/word/2018/wordml/cex" xmlns:w16cid="http://schemas.microsoft.com/office/word/2016/wordml/cid" xmlns:w16="http://schemas.microsoft.com/office/word/2018/wordml" xmlns:w16du="http://schemas.microsoft.com/office/word/2023/wordml/word16du" xmlns:w16sdtdh="http://schemas.microsoft.com/office/word/2020/wordml/sdtdatahash" xmlns:w16sdtfl="http://schemas.microsoft.com/office/word/2024/wordml/sdtformatlock" xmlns:w16se="http://schemas.microsoft.com/office/word/2015/wordml/symex" mc:Ignorable="w14 w15 w16se w16cid w16 w16cex w16sdtdh w16sdtfl w16du">
+<w:styles xmlns:w="http://schemas.openxmlformats.org/wordprocessingml/2006/main" xmlns:mc="http://schemas.openxmlformats.org/markup-compatibility/2006" xmlns:r="http://schemas.openxmlformats.org/officeDocument/2006/relationships" xmlns:w14="http://schemas.microsoft.com/office/word/2010/wordml" xmlns:w15="http://schemas.microsoft.com/office/word/2012/wordml" xmlns:wp14="http://schemas.microsoft.com/office/word/2010/wordprocessingDrawing" xmlns:w16cex="http://schemas.microsoft.com/office/word/2018/wordml/cex" xmlns:w16cid="http://schemas.microsoft.com/office/word/2016/wordml/cid" xmlns:w16="http://schemas.microsoft.com/office/word/2018/wordml" xmlns:w16du="http://schemas.microsoft.com/office/word/2023/wordml/word16du" xmlns:w16sdtdh="http://schemas.microsoft.com/office/word/2020/wordml/sdtdatahash" xmlns:w16sdtfl="http://schemas.microsoft.com/office/word/2024/wordml/sdtformatlock" xmlns:w16se="http://schemas.microsoft.com/office/word/2015/wordml/symex" mc:Ignorable="w14 w15 w16se w16cid w16 w16cex w16sdtdh w16sdtfl w16du">
   <w:docDefaults>
     <w:rPrDefault>
       <w:rPr>
@@ -1320,11 +1320,142 @@
         <a:cs typeface="Noto Sans Arabic"/>
       </a:minorFont>
     </a:fontScheme>
-    <a:fmtScheme>
-      <a:fillStyleLst/>
-      <a:lnStyleLst/>
-      <a:effectStyleLst/>
-      <a:bgFillStyleLst/>
+    <a:fmtScheme name="Office">
+      <a:fillStyleLst>
+        <a:solidFill>
+          <a:schemeClr val="phClr"/>
+        </a:solidFill>
+        <a:gradFill rotWithShape="1">
+          <a:gsLst>
+            <a:gs pos="0">
+              <a:schemeClr val="phClr">
+                <a:lumMod val="110000"/>
+                <a:satMod val="105000"/>
+                <a:tint val="67000"/>
+              </a:schemeClr>
+            </a:gs>
+            <a:gs pos="50000">
+              <a:schemeClr val="phClr">
+                <a:lumMod val="105000"/>
+                <a:satMod val="103000"/>
+                <a:tint val="73000"/>
+              </a:schemeClr>
+            </a:gs>
+            <a:gs pos="100000">
+              <a:schemeClr val="phClr">
+                <a:lumMod val="105000"/>
+                <a:satMod val="109000"/>
+                <a:tint val="81000"/>
+              </a:schemeClr>
+            </a:gs>
+          </a:gsLst>
+          <a:lin ang="5400000" scaled="0"/>
+        </a:gradFill>
+        <a:gradFill rotWithShape="1">
+          <a:gsLst>
+            <a:gs pos="0">
+              <a:schemeClr val="phClr">
+                <a:satMod val="103000"/>
+                <a:lumMod val="102000"/>
+                <a:tint val="94000"/>
+              </a:schemeClr>
+            </a:gs>
+            <a:gs pos="50000">
+              <a:schemeClr val="phClr">
+                <a:satMod val="110000"/>
+                <a:lumMod val="100000"/>
+                <a:shade val="100000"/>
+              </a:schemeClr>
+            </a:gs>
+            <a:gs pos="100000">
+              <a:schemeClr val="phClr">
+                <a:lumMod val="99000"/>
+                <a:satMod val="120000"/>
+                <a:shade val="78000"/>
+              </a:schemeClr>
+            </a:gs>
+          </a:gsLst>
+          <a:lin ang="5400000" scaled="0"/>
+        </a:gradFill>
+      </a:fillStyleLst>
+      <a:lnStyleLst>
+        <a:ln w="12700" cap="flat" cmpd="sng" algn="ctr">
+          <a:solidFill>
+            <a:schemeClr val="phClr"/>
+          </a:solidFill>
+          <a:prstDash val="solid"/>
+          <a:miter lim="800000"/>
+        </a:ln>
+        <a:ln w="19050" cap="flat" cmpd="sng" algn="ctr">
+          <a:solidFill>
+            <a:schemeClr val="phClr"/>
+          </a:solidFill>
+          <a:prstDash val="solid"/>
+          <a:miter lim="800000"/>
+        </a:ln>
+        <a:ln w="25400" cap="flat" cmpd="sng" algn="ctr">
+          <a:solidFill>
+            <a:schemeClr val="phClr"/>
+          </a:solidFill>
+          <a:prstDash val="solid"/>
+          <a:miter lim="800000"/>
+        </a:ln>
+      </a:lnStyleLst>
+      <a:effectStyleLst>
+        <a:effectStyle>
+          <a:effectLst/>
+        </a:effectStyle>
+        <a:effectStyle>
+          <a:effectLst/>
+        </a:effectStyle>
+        <a:effectStyle>
+          <a:effectLst>
+            <a:outerShdw blurRad="57150" dist="19050" dir="5400000" algn="ctr" rotWithShape="0">
+              <a:srgbClr val="000000">
+                <a:alpha val="63000"/>
+              </a:srgbClr>
+            </a:outerShdw>
+          </a:effectLst>
+        </a:effectStyle>
+      </a:effectStyleLst>
+      <a:bgFillStyleLst>
+        <a:solidFill>
+          <a:schemeClr val="phClr"/>
+        </a:solidFill>
+        <a:solidFill>
+          <a:schemeClr val="phClr">
+            <a:tint val="95000"/>
+            <a:satMod val="170000"/>
+          </a:schemeClr>
+        </a:solidFill>
+        <a:gradFill rotWithShape="1">
+          <a:gsLst>
+            <a:gs pos="0">
+              <a:schemeClr val="phClr">
+                <a:tint val="93000"/>
+                <a:satMod val="150000"/>
+                <a:shade val="98000"/>
+                <a:lumMod val="102000"/>
+              </a:schemeClr>
+            </a:gs>
+            <a:gs pos="50000">
+              <a:schemeClr val="phClr">
+                <a:tint val="98000"/>
+                <a:satMod val="130000"/>
+                <a:shade val="90000"/>
+                <a:lumMod val="103000"/>
+              </a:schemeClr>
+            </a:gs>
+            <a:gs pos="100000">
+              <a:schemeClr val="phClr">
+                <a:shade val="63000"/>
+                <a:satMod val="120000"/>
+              </a:schemeClr>
+            </a:gs>
+          </a:gsLst>
+          <a:lin ang="5400000" scaled="0"/>
+        </a:gradFill>
+      </a:bgFillStyleLst>
     </a:fmtScheme>
   </a:themeElements>
   <a:objectDefaults/>

--- a/examples/generated/styleset_formal.docx
+++ b/examples/generated/styleset_formal.docx
@@ -1,6 +1,6 @@
 
 <file path=word/document.xml><?xml version="1.0" encoding="utf-8"?>
-<w:document xmlns:w="http://schemas.openxmlformats.org/wordprocessingml/2006/main" xmlns:wpc="http://schemas.microsoft.com/office/word/2010/wordprocessingCanvas" xmlns:cx="http://schemas.microsoft.com/office/drawing/2014/chartex" xmlns:cx1="http://schemas.microsoft.com/office/drawing/2015/9/8/chartex" xmlns:cx2="http://schemas.microsoft.com/office/drawing/2015/10/21/chartex" xmlns:cx3="http://schemas.microsoft.com/office/drawing/2016/5/9/chartex" xmlns:cx4="http://schemas.microsoft.com/office/drawing/2016/5/10/chartex" xmlns:cx5="http://schemas.microsoft.com/office/drawing/2016/5/11/chartex" xmlns:cx6="http://schemas.microsoft.com/office/drawing/2016/5/12/chartex" xmlns:cx7="http://schemas.microsoft.com/office/drawing/2016/5/13/chartex" xmlns:cx8="http://schemas.microsoft.com/office/drawing/2016/5/14/chartex" xmlns:mc="http://schemas.openxmlformats.org/markup-compatibility/2006" xmlns:aink="http://schemas.microsoft.com/office/drawing/2016/ink" xmlns:am3d="http://schemas.microsoft.com/office/drawing/2017/model3d" xmlns:o="urn:schemas-microsoft-com:office:office" xmlns:oel="http://schemas.microsoft.com/office/2019/extlst" xmlns:r="http://schemas.openxmlformats.org/officeDocument/2006/relationships" xmlns:m="http://schemas.openxmlformats.org/officeDocument/2006/math" xmlns:v="urn:schemas-microsoft-com:vml" xmlns:wp14="http://schemas.microsoft.com/office/word/2010/wordprocessingDrawing" xmlns:wp="http://schemas.openxmlformats.org/drawingml/2006/wordprocessingDrawing" xmlns:w10="urn:schemas-microsoft-com:office:word" xmlns:w14="http://schemas.microsoft.com/office/word/2010/wordml" xmlns:w15="http://schemas.microsoft.com/office/word/2012/wordml" xmlns:w16cex="http://schemas.microsoft.com/office/word/2018/wordml/cex" xmlns:w16cid="http://schemas.microsoft.com/office/word/2016/wordml/cid" xmlns:w16="http://schemas.microsoft.com/office/word/2018/wordml" xmlns:w16du="http://schemas.microsoft.com/office/word/2023/wordml/word16du" xmlns:w16sdtdh="http://schemas.microsoft.com/office/word/2020/wordml/sdtdatahash" xmlns:w16sdtfl="http://schemas.microsoft.com/office/word/2024/wordml/sdtformatlock" xmlns:w16se="http://schemas.microsoft.com/office/word/2015/wordml/symex" xmlns:wpg="http://schemas.microsoft.com/office/word/2010/wordprocessingGroup" xmlns:wpi="http://schemas.microsoft.com/office/word/2010/wordprocessingInk" xmlns:wne="http://schemas.microsoft.com/office/word/2006/wordml" xmlns:wps="http://schemas.microsoft.com/office/word/2010/wordprocessingShape" mc:Ignorable="w14 w15 w16se w16cid w16 w16cex w16sdtdh w16sdtfl w16du wp14">
+<w:document xmlns:w="http://schemas.openxmlformats.org/wordprocessingml/2006/main" xmlns:wpc="http://schemas.microsoft.com/office/word/2010/wordprocessingCanvas" xmlns:cx="http://schemas.microsoft.com/office/drawing/2014/chartex" xmlns:cx1="http://schemas.microsoft.com/office/drawing/2015/9/8/chartex" xmlns:cx2="http://schemas.microsoft.com/office/drawing/2015/10/21/chartex" xmlns:cx3="http://schemas.microsoft.com/office/drawing/2016/5/9/chartex" xmlns:cx4="http://schemas.microsoft.com/office/drawing/2016/5/10/chartex" xmlns:cx5="http://schemas.microsoft.com/office/drawing/2016/5/11/chartex" xmlns:cx6="http://schemas.microsoft.com/office/drawing/2016/5/12/chartex" xmlns:cx7="http://schemas.microsoft.com/office/drawing/2016/5/13/chartex" xmlns:cx8="http://schemas.microsoft.com/office/drawing/2016/5/14/chartex" xmlns:mc="http://schemas.openxmlformats.org/markup-compatibility/2006" xmlns:aink="http://schemas.microsoft.com/office/drawing/2016/ink" xmlns:am3d="http://schemas.microsoft.com/office/drawing/2017/model3d" xmlns:o="urn:schemas-microsoft-com:office:office" xmlns:oel="http://schemas.microsoft.com/office/2019/extlst" xmlns:r="http://schemas.openxmlformats.org/officeDocument/2006/relationships" xmlns:m="http://schemas.openxmlformats.org/officeDocument/2006/math" xmlns:v="urn:schemas-microsoft-com:vml" xmlns:wp14="http://schemas.microsoft.com/office/word/2010/wordprocessingDrawing" xmlns:wp="http://schemas.openxmlformats.org/drawingml/2006/wordprocessingDrawing" xmlns:w10="urn:schemas-microsoft-com:office:word" xmlns:w14="http://schemas.microsoft.com/office/word/2010/wordml" xmlns:w15="http://schemas.microsoft.com/office/word/2012/wordml" xmlns:w16cex="http://schemas.microsoft.com/office/word/2018/wordml/cex" xmlns:w16cid="http://schemas.microsoft.com/office/word/2016/wordml/cid" xmlns:w16="http://schemas.microsoft.com/office/word/2018/wordml" xmlns:w16du="http://schemas.microsoft.com/office/word/2023/wordml/word16du" xmlns:w16sdtdh="http://schemas.microsoft.com/office/word/2020/wordml/sdtdatahash" xmlns:w16sdtfl="http://schemas.microsoft.com/office/word/2024/wordml/sdtformatlock" xmlns:w16se="http://schemas.microsoft.com/office/word/2015/wordml/symex" xmlns:wpg="http://schemas.microsoft.com/office/word/2010/wordprocessingGroup" xmlns:wpi="http://schemas.microsoft.com/office/word/2010/wordprocessingInk" xmlns:wne="http://schemas.microsoft.com/office/word/2006/wordml" xmlns:wps="http://schemas.microsoft.com/office/word/2010/wordprocessingShape" mc:Ignorable="w14">
   <w:body>
     <w:p>
       <w:pPr>
@@ -100,7 +100,7 @@
 </file>
 
 <file path=word/numbering.xml><?xml version="1.0" encoding="utf-8"?>
-<w:numbering xmlns:w="http://schemas.openxmlformats.org/wordprocessingml/2006/main" xmlns:mc="http://schemas.openxmlformats.org/markup-compatibility/2006" xmlns:w14="http://schemas.microsoft.com/office/word/2010/wordml" xmlns:w15="http://schemas.microsoft.com/office/word/2012/wordml" xmlns:w16se="http://schemas.microsoft.com/office/word/2015/wordml/symex" xmlns:w16cid="http://schemas.microsoft.com/office/word/2016/wordml/cid" xmlns:w16="http://schemas.microsoft.com/office/word/2018/wordml" xmlns:w16cex="http://schemas.microsoft.com/office/word/2018/wordml/cex" xmlns:w16sdtdh="http://schemas.microsoft.com/office/word/2020/wordml/sdtdatahash" xmlns:w16sdtfl="http://schemas.microsoft.com/office/word/2024/wordml/sdtformatlock" xmlns:w16du="http://schemas.microsoft.com/office/word/2023/wordml/word16du" xmlns:wp14="http://schemas.microsoft.com/office/word/2010/wordprocessingDrawing" mc:Ignorable="w14 w15 w16se w16cid w16 w16cex w16sdtdh w16sdtfl w16du wp14">
+<w:numbering xmlns:w="http://schemas.openxmlformats.org/wordprocessingml/2006/main" xmlns:mc="http://schemas.openxmlformats.org/markup-compatibility/2006" xmlns:w14="http://schemas.microsoft.com/office/word/2010/wordml" xmlns:w15="http://schemas.microsoft.com/office/word/2012/wordml" xmlns:w16se="http://schemas.microsoft.com/office/word/2015/wordml/symex" xmlns:w16cid="http://schemas.microsoft.com/office/word/2016/wordml/cid" xmlns:w16="http://schemas.microsoft.com/office/word/2018/wordml" xmlns:w16cex="http://schemas.microsoft.com/office/word/2018/wordml/cex" xmlns:w16sdtdh="http://schemas.microsoft.com/office/word/2020/wordml/sdtdatahash" xmlns:w16sdtfl="http://schemas.microsoft.com/office/word/2024/wordml/sdtformatlock" xmlns:w16du="http://schemas.microsoft.com/office/word/2023/wordml/word16du" xmlns:wp14="http://schemas.microsoft.com/office/word/2010/wordprocessingDrawing">
   <w:abstractNum w:abstractNumId="0">
     <w:lvl w:ilvl="0">
       <w:start w:val="1"/>
@@ -200,7 +200,7 @@
 </file>
 
 <file path=word/styles.xml><?xml version="1.0" encoding="utf-8"?>
-<w:styles xmlns:w="http://schemas.openxmlformats.org/wordprocessingml/2006/main" xmlns:mc="http://schemas.openxmlformats.org/markup-compatibility/2006" xmlns:r="http://schemas.openxmlformats.org/officeDocument/2006/relationships" xmlns:w14="http://schemas.microsoft.com/office/word/2010/wordml" xmlns:w15="http://schemas.microsoft.com/office/word/2012/wordml" xmlns:wp14="http://schemas.microsoft.com/office/word/2010/wordprocessingDrawing" xmlns:w16cex="http://schemas.microsoft.com/office/word/2018/wordml/cex" xmlns:w16cid="http://schemas.microsoft.com/office/word/2016/wordml/cid" xmlns:w16="http://schemas.microsoft.com/office/word/2018/wordml" xmlns:w16du="http://schemas.microsoft.com/office/word/2023/wordml/word16du" xmlns:w16sdtdh="http://schemas.microsoft.com/office/word/2020/wordml/sdtdatahash" xmlns:w16sdtfl="http://schemas.microsoft.com/office/word/2024/wordml/sdtformatlock" xmlns:w16se="http://schemas.microsoft.com/office/word/2015/wordml/symex" mc:Ignorable="w14 w15 w16se w16cid w16 w16cex w16sdtdh w16sdtfl w16du">
+<w:styles xmlns:w="http://schemas.openxmlformats.org/wordprocessingml/2006/main" xmlns:mc="http://schemas.openxmlformats.org/markup-compatibility/2006" xmlns:r="http://schemas.openxmlformats.org/officeDocument/2006/relationships" xmlns:w14="http://schemas.microsoft.com/office/word/2010/wordml" xmlns:w15="http://schemas.microsoft.com/office/word/2012/wordml" xmlns:wp14="http://schemas.microsoft.com/office/word/2010/wordprocessingDrawing" xmlns:w16cex="http://schemas.microsoft.com/office/word/2018/wordml/cex" xmlns:w16cid="http://schemas.microsoft.com/office/word/2016/wordml/cid" xmlns:w16="http://schemas.microsoft.com/office/word/2018/wordml" xmlns:w16du="http://schemas.microsoft.com/office/word/2023/wordml/word16du" xmlns:w16sdtdh="http://schemas.microsoft.com/office/word/2020/wordml/sdtdatahash" xmlns:w16sdtfl="http://schemas.microsoft.com/office/word/2024/wordml/sdtformatlock" xmlns:w16se="http://schemas.microsoft.com/office/word/2015/wordml/symex">
   <w:docDefaults>
     <w:rPrDefault>
       <w:rPr>

--- a/examples/generated/styleset_formal.docx
+++ b/examples/generated/styleset_formal.docx
@@ -1,6 +1,6 @@
 
 <file path=word/document.xml><?xml version="1.0" encoding="utf-8"?>
-<w:document xmlns:w="http://schemas.openxmlformats.org/wordprocessingml/2006/main" xmlns:wpc="http://schemas.microsoft.com/office/word/2010/wordprocessingCanvas" xmlns:cx="http://schemas.microsoft.com/office/drawing/2014/chartex" xmlns:cx1="http://schemas.microsoft.com/office/drawing/2015/9/8/chartex" xmlns:cx2="http://schemas.microsoft.com/office/drawing/2015/10/21/chartex" xmlns:cx3="http://schemas.microsoft.com/office/drawing/2016/5/9/chartex" xmlns:cx4="http://schemas.microsoft.com/office/drawing/2016/5/10/chartex" xmlns:cx5="http://schemas.microsoft.com/office/drawing/2016/5/11/chartex" xmlns:cx6="http://schemas.microsoft.com/office/drawing/2016/5/12/chartex" xmlns:cx7="http://schemas.microsoft.com/office/drawing/2016/5/13/chartex" xmlns:cx8="http://schemas.microsoft.com/office/drawing/2016/5/14/chartex" xmlns:mc="http://schemas.openxmlformats.org/markup-compatibility/2006" xmlns:aink="http://schemas.microsoft.com/office/drawing/2016/ink" xmlns:am3d="http://schemas.microsoft.com/office/drawing/2017/model3d" xmlns:o="urn:schemas-microsoft-com:office:office" xmlns:oel="http://schemas.microsoft.com/office/2019/extlst" xmlns:r="http://schemas.openxmlformats.org/officeDocument/2006/relationships" xmlns:m="http://schemas.openxmlformats.org/officeDocument/2006/math" xmlns:v="urn:schemas-microsoft-com:vml" xmlns:wp14="http://schemas.microsoft.com/office/word/2010/wordprocessingDrawing" xmlns:wp="http://schemas.openxmlformats.org/drawingml/2006/wordprocessingDrawing" xmlns:w10="urn:schemas-microsoft-com:office:word" xmlns:w14="http://schemas.microsoft.com/office/word/2010/wordml" xmlns:w15="http://schemas.microsoft.com/office/word/2012/wordml" xmlns:w16cex="http://schemas.microsoft.com/office/word/2018/wordml/cex" xmlns:w16cid="http://schemas.microsoft.com/office/word/2016/wordml/cid" xmlns:w16="http://schemas.microsoft.com/office/word/2018/wordml" xmlns:w16du="http://schemas.microsoft.com/office/word/2023/wordml/word16du" xmlns:w16sdtdh="http://schemas.microsoft.com/office/word/2020/wordml/sdtdatahash" xmlns:w16sdtfl="http://schemas.microsoft.com/office/word/2024/wordml/sdtformatlock" xmlns:w16se="http://schemas.microsoft.com/office/word/2015/wordml/symex" xmlns:wpg="http://schemas.microsoft.com/office/word/2010/wordprocessingGroup" xmlns:wpi="http://schemas.microsoft.com/office/word/2010/wordprocessingInk" xmlns:wne="http://schemas.microsoft.com/office/word/2006/wordml" xmlns:wps="http://schemas.microsoft.com/office/word/2010/wordprocessingShape" mc:Ignorable="w14">
+<w:document xmlns:w="http://schemas.openxmlformats.org/wordprocessingml/2006/main" xmlns:wpc="http://schemas.microsoft.com/office/word/2010/wordprocessingCanvas" xmlns:cx="http://schemas.microsoft.com/office/drawing/2014/chartex" xmlns:cx1="http://schemas.microsoft.com/office/drawing/2015/9/8/chartex" xmlns:cx2="http://schemas.microsoft.com/office/drawing/2015/10/21/chartex" xmlns:cx3="http://schemas.microsoft.com/office/drawing/2016/5/9/chartex" xmlns:cx4="http://schemas.microsoft.com/office/drawing/2016/5/10/chartex" xmlns:cx5="http://schemas.microsoft.com/office/drawing/2016/5/11/chartex" xmlns:cx6="http://schemas.microsoft.com/office/drawing/2016/5/12/chartex" xmlns:cx7="http://schemas.microsoft.com/office/drawing/2016/5/13/chartex" xmlns:cx8="http://schemas.microsoft.com/office/drawing/2016/5/14/chartex" xmlns:mc="http://schemas.openxmlformats.org/markup-compatibility/2006" xmlns:aink="http://schemas.microsoft.com/office/drawing/2016/ink" xmlns:am3d="http://schemas.microsoft.com/office/drawing/2017/model3d" xmlns:o="urn:schemas-microsoft-com:office:office" xmlns:oel="http://schemas.microsoft.com/office/2019/extlst" xmlns:r="http://schemas.openxmlformats.org/officeDocument/2006/relationships" xmlns:m="http://schemas.openxmlformats.org/officeDocument/2006/math" xmlns:v="urn:schemas-microsoft-com:vml" xmlns:wp14="http://schemas.microsoft.com/office/word/2010/wordprocessingDrawing" xmlns:wp="http://schemas.openxmlformats.org/drawingml/2006/wordprocessingDrawing" xmlns:w10="urn:schemas-microsoft-com:office:word" xmlns:w14="http://schemas.microsoft.com/office/word/2010/wordml" xmlns:w15="http://schemas.microsoft.com/office/word/2012/wordml" xmlns:w16cex="http://schemas.microsoft.com/office/word/2018/wordml/cex" xmlns:w16cid="http://schemas.microsoft.com/office/word/2016/wordml/cid" xmlns:w16="http://schemas.microsoft.com/office/word/2018/wordml" xmlns:w16du="http://schemas.microsoft.com/office/word/2023/wordml/word16du" xmlns:w16sdtdh="http://schemas.microsoft.com/office/word/2020/wordml/sdtdatahash" xmlns:w16sdtfl="http://schemas.microsoft.com/office/word/2024/wordml/sdtformatlock" xmlns:w16se="http://schemas.microsoft.com/office/word/2015/wordml/symex" xmlns:wpg="http://schemas.microsoft.com/office/word/2010/wordprocessingGroup" xmlns:wpi="http://schemas.microsoft.com/office/word/2010/wordprocessingInk" xmlns:wne="http://schemas.microsoft.com/office/word/2006/wordml" xmlns:wps="http://schemas.microsoft.com/office/word/2010/wordprocessingShape" mc:Ignorable="w14 w15 w16se w16cid w16 w16cex w16sdtdh w16sdtfl w16du wp14">
   <w:body>
     <w:p>
       <w:pPr>
@@ -100,7 +100,7 @@
 </file>
 
 <file path=word/numbering.xml><?xml version="1.0" encoding="utf-8"?>
-<w:numbering xmlns:w="http://schemas.openxmlformats.org/wordprocessingml/2006/main" xmlns:mc="http://schemas.openxmlformats.org/markup-compatibility/2006" xmlns:w14="http://schemas.microsoft.com/office/word/2010/wordml" xmlns:w15="http://schemas.microsoft.com/office/word/2012/wordml" xmlns:w16se="http://schemas.microsoft.com/office/word/2015/wordml/symex" xmlns:w16cid="http://schemas.microsoft.com/office/word/2016/wordml/cid" xmlns:w16="http://schemas.microsoft.com/office/word/2018/wordml" xmlns:w16cex="http://schemas.microsoft.com/office/word/2018/wordml/cex" xmlns:w16sdtdh="http://schemas.microsoft.com/office/word/2020/wordml/sdtdatahash" xmlns:w16sdtfl="http://schemas.microsoft.com/office/word/2024/wordml/sdtformatlock" xmlns:w16du="http://schemas.microsoft.com/office/word/2023/wordml/word16du" xmlns:wp14="http://schemas.microsoft.com/office/word/2010/wordprocessingDrawing">
+<w:numbering xmlns:w="http://schemas.openxmlformats.org/wordprocessingml/2006/main" xmlns:mc="http://schemas.openxmlformats.org/markup-compatibility/2006" xmlns:w14="http://schemas.microsoft.com/office/word/2010/wordml" xmlns:w15="http://schemas.microsoft.com/office/word/2012/wordml" xmlns:w16se="http://schemas.microsoft.com/office/word/2015/wordml/symex" xmlns:w16cid="http://schemas.microsoft.com/office/word/2016/wordml/cid" xmlns:w16="http://schemas.microsoft.com/office/word/2018/wordml" xmlns:w16cex="http://schemas.microsoft.com/office/word/2018/wordml/cex" xmlns:w16sdtdh="http://schemas.microsoft.com/office/word/2020/wordml/sdtdatahash" xmlns:w16sdtfl="http://schemas.microsoft.com/office/word/2024/wordml/sdtformatlock" xmlns:w16du="http://schemas.microsoft.com/office/word/2023/wordml/word16du" xmlns:wp14="http://schemas.microsoft.com/office/word/2010/wordprocessingDrawing" mc:Ignorable="w14 w15 w16se w16cid w16 w16cex w16sdtdh w16sdtfl w16du wp14">
   <w:abstractNum w:abstractNumId="0">
     <w:lvl w:ilvl="0">
       <w:start w:val="1"/>
@@ -200,7 +200,7 @@
 </file>
 
 <file path=word/styles.xml><?xml version="1.0" encoding="utf-8"?>
-<w:styles xmlns:w="http://schemas.openxmlformats.org/wordprocessingml/2006/main" xmlns:mc="http://schemas.openxmlformats.org/markup-compatibility/2006" xmlns:r="http://schemas.openxmlformats.org/officeDocument/2006/relationships" xmlns:w14="http://schemas.microsoft.com/office/word/2010/wordml" xmlns:w15="http://schemas.microsoft.com/office/word/2012/wordml" xmlns:wp14="http://schemas.microsoft.com/office/word/2010/wordprocessingDrawing" xmlns:w16cex="http://schemas.microsoft.com/office/word/2018/wordml/cex" xmlns:w16cid="http://schemas.microsoft.com/office/word/2016/wordml/cid" xmlns:w16="http://schemas.microsoft.com/office/word/2018/wordml" xmlns:w16du="http://schemas.microsoft.com/office/word/2023/wordml/word16du" xmlns:w16sdtdh="http://schemas.microsoft.com/office/word/2020/wordml/sdtdatahash" xmlns:w16sdtfl="http://schemas.microsoft.com/office/word/2024/wordml/sdtformatlock" xmlns:w16se="http://schemas.microsoft.com/office/word/2015/wordml/symex">
+<w:styles xmlns:w="http://schemas.openxmlformats.org/wordprocessingml/2006/main" xmlns:mc="http://schemas.openxmlformats.org/markup-compatibility/2006" xmlns:r="http://schemas.openxmlformats.org/officeDocument/2006/relationships" xmlns:w14="http://schemas.microsoft.com/office/word/2010/wordml" xmlns:w15="http://schemas.microsoft.com/office/word/2012/wordml" xmlns:wp14="http://schemas.microsoft.com/office/word/2010/wordprocessingDrawing" xmlns:w16cex="http://schemas.microsoft.com/office/word/2018/wordml/cex" xmlns:w16cid="http://schemas.microsoft.com/office/word/2016/wordml/cid" xmlns:w16="http://schemas.microsoft.com/office/word/2018/wordml" xmlns:w16du="http://schemas.microsoft.com/office/word/2023/wordml/word16du" xmlns:w16sdtdh="http://schemas.microsoft.com/office/word/2020/wordml/sdtdatahash" xmlns:w16sdtfl="http://schemas.microsoft.com/office/word/2024/wordml/sdtformatlock" xmlns:w16se="http://schemas.microsoft.com/office/word/2015/wordml/symex" mc:Ignorable="w14 w15 w16se w16cid w16 w16cex w16sdtdh w16sdtfl w16du">
   <w:docDefaults>
     <w:rPrDefault>
       <w:rPr>

--- a/examples/generated/styleset_formal.docx
+++ b/examples/generated/styleset_formal.docx
@@ -1,6 +1,6 @@
 
 <file path=word/document.xml><?xml version="1.0" encoding="utf-8"?>
-<w:document xmlns:w="http://schemas.openxmlformats.org/wordprocessingml/2006/main" xmlns:wpc="http://schemas.microsoft.com/office/word/2010/wordprocessingCanvas" xmlns:cx="http://schemas.microsoft.com/office/drawing/2014/chartex" xmlns:cx1="http://schemas.microsoft.com/office/drawing/2015/9/8/chartex" xmlns:cx2="http://schemas.microsoft.com/office/drawing/2015/10/21/chartex" xmlns:cx3="http://schemas.microsoft.com/office/drawing/2016/5/9/chartex" xmlns:cx4="http://schemas.microsoft.com/office/drawing/2016/5/10/chartex" xmlns:cx5="http://schemas.microsoft.com/office/drawing/2016/5/11/chartex" xmlns:cx6="http://schemas.microsoft.com/office/drawing/2016/5/12/chartex" xmlns:cx7="http://schemas.microsoft.com/office/drawing/2016/5/13/chartex" xmlns:cx8="http://schemas.microsoft.com/office/drawing/2016/5/14/chartex" xmlns:mc="http://schemas.openxmlformats.org/markup-compatibility/2006" xmlns:aink="http://schemas.microsoft.com/office/drawing/2016/ink" xmlns:am3d="http://schemas.microsoft.com/office/drawing/2017/model3d" xmlns:o="urn:schemas-microsoft-com:office:office" xmlns:oel="http://schemas.microsoft.com/office/2019/extlst" xmlns:r="http://schemas.openxmlformats.org/officeDocument/2006/relationships" xmlns:m="http://schemas.openxmlformats.org/officeDocument/2006/math" xmlns:v="urn:schemas-microsoft-com:vml" xmlns:wp14="http://schemas.microsoft.com/office/word/2010/wordprocessingDrawing" xmlns:wp="http://schemas.openxmlformats.org/drawingml/2006/wordprocessingDrawing" xmlns:w10="urn:schemas-microsoft-com:office:word" xmlns:w14="http://schemas.microsoft.com/office/word/2010/wordml" xmlns:w15="http://schemas.microsoft.com/office/word/2012/wordml" xmlns:w16cex="http://schemas.microsoft.com/office/word/2018/wordml/cex" xmlns:w16cid="http://schemas.microsoft.com/office/word/2016/wordml/cid" xmlns:w16="http://schemas.microsoft.com/office/word/2018/wordml" xmlns:w16du="http://schemas.microsoft.com/office/word/2023/wordml/word16du" xmlns:w16sdtdh="http://schemas.microsoft.com/office/word/2020/wordml/sdtdatahash" xmlns:w16sdtfl="http://schemas.microsoft.com/office/word/2024/wordml/sdtformatlock" xmlns:w16se="http://schemas.microsoft.com/office/word/2015/wordml/symex" xmlns:wpg="http://schemas.microsoft.com/office/word/2010/wordprocessingGroup" xmlns:wpi="http://schemas.microsoft.com/office/word/2010/wordprocessingInk" xmlns:wne="http://schemas.microsoft.com/office/word/2006/wordml" xmlns:wps="http://schemas.microsoft.com/office/word/2010/wordprocessingShape" mc:Ignorable="w14">
+<w:document xmlns:w="http://schemas.openxmlformats.org/wordprocessingml/2006/main" xmlns:wpc="http://schemas.microsoft.com/office/word/2010/wordprocessingCanvas" xmlns:cx="http://schemas.microsoft.com/office/drawing/2014/chartex" xmlns:cx1="http://schemas.microsoft.com/office/drawing/2015/9/8/chartex" xmlns:cx2="http://schemas.microsoft.com/office/drawing/2015/10/21/chartex" xmlns:cx3="http://schemas.microsoft.com/office/drawing/2016/5/9/chartex" xmlns:cx4="http://schemas.microsoft.com/office/drawing/2016/5/10/chartex" xmlns:cx5="http://schemas.microsoft.com/office/drawing/2016/5/11/chartex" xmlns:cx6="http://schemas.microsoft.com/office/drawing/2016/5/12/chartex" xmlns:cx7="http://schemas.microsoft.com/office/drawing/2016/5/13/chartex" xmlns:cx8="http://schemas.microsoft.com/office/drawing/2016/5/14/chartex" xmlns:mc="http://schemas.openxmlformats.org/markup-compatibility/2006" xmlns:aink="http://schemas.microsoft.com/office/drawing/2016/ink" xmlns:am3d="http://schemas.microsoft.com/office/drawing/2017/model3d" xmlns:o="urn:schemas-microsoft-com:office:office" xmlns:oel="http://schemas.microsoft.com/office/2019/extlst" xmlns:r="http://schemas.openxmlformats.org/officeDocument/2006/relationships" xmlns:m="http://schemas.openxmlformats.org/officeDocument/2006/math" xmlns:v="urn:schemas-microsoft-com:vml" xmlns:wp14="http://schemas.microsoft.com/office/word/2010/wordprocessingDrawing" xmlns:wp="http://schemas.openxmlformats.org/drawingml/2006/wordprocessingDrawing" xmlns:w10="urn:schemas-microsoft-com:office:word" xmlns:w14="http://schemas.microsoft.com/office/word/2010/wordml" xmlns:w15="http://schemas.microsoft.com/office/word/2012/wordml" xmlns:w16cex="http://schemas.microsoft.com/office/word/2018/wordml/cex" xmlns:w16cid="http://schemas.microsoft.com/office/word/2016/wordml/cid" xmlns:w16="http://schemas.microsoft.com/office/word/2018/wordml" xmlns:w16du="http://schemas.microsoft.com/office/word/2023/wordml/word16du" xmlns:w16sdtdh="http://schemas.microsoft.com/office/word/2020/wordml/sdtdatahash" xmlns:w16sdtfl="http://schemas.microsoft.com/office/word/2024/wordml/sdtformatlock" xmlns:w16se="http://schemas.microsoft.com/office/word/2015/wordml/symex" xmlns:wpg="http://schemas.microsoft.com/office/word/2010/wordprocessingGroup" xmlns:wpi="http://schemas.microsoft.com/office/word/2010/wordprocessingInk" xmlns:wne="http://schemas.microsoft.com/office/word/2006/wordml" xmlns:wps="http://schemas.microsoft.com/office/word/2010/wordprocessingShape" mc:Ignorable="w14 w15 w16se w16cid w16 w16cex w16du w16sdtdh w16sdtfl wp14">
   <w:body>
     <w:p>
       <w:pPr>
@@ -59,8 +59,8 @@
     <w:p>
       <w:pPr>
         <w:numPr>
+          <w:ilvl w:val="0"/>
           <w:numId w:val="1"/>
-          <w:ilvl w:val="0"/>
         </w:numPr>
       </w:pPr>
       <w:r>
@@ -70,8 +70,8 @@
     <w:p>
       <w:pPr>
         <w:numPr>
+          <w:ilvl w:val="0"/>
           <w:numId w:val="1"/>
-          <w:ilvl w:val="0"/>
         </w:numPr>
       </w:pPr>
       <w:r>
@@ -81,8 +81,8 @@
     <w:p>
       <w:pPr>
         <w:numPr>
+          <w:ilvl w:val="0"/>
           <w:numId w:val="1"/>
-          <w:ilvl w:val="0"/>
         </w:numPr>
       </w:pPr>
       <w:r>
@@ -193,14 +193,14 @@
       </w:rPr>
     </w:lvl>
   </w:abstractNum>
-  <w:num w:numId="1">
+  <w:num w:numId="1" w16cid:durableId="-1907123986">
     <w:abstractNumId w:val="0"/>
   </w:num>
 </w:numbering>
 </file>
 
 <file path=word/styles.xml><?xml version="1.0" encoding="utf-8"?>
-<w:styles xmlns:w="http://schemas.openxmlformats.org/wordprocessingml/2006/main" xmlns:mc="http://schemas.openxmlformats.org/markup-compatibility/2006" xmlns:r="http://schemas.openxmlformats.org/officeDocument/2006/relationships" xmlns:w14="http://schemas.microsoft.com/office/word/2010/wordml" xmlns:w15="http://schemas.microsoft.com/office/word/2012/wordml" xmlns:wp14="http://schemas.microsoft.com/office/word/2010/wordprocessingDrawing" xmlns:w16cex="http://schemas.microsoft.com/office/word/2018/wordml/cex" xmlns:w16cid="http://schemas.microsoft.com/office/word/2016/wordml/cid" xmlns:w16="http://schemas.microsoft.com/office/word/2018/wordml" xmlns:w16du="http://schemas.microsoft.com/office/word/2023/wordml/word16du" xmlns:w16sdtdh="http://schemas.microsoft.com/office/word/2020/wordml/sdtdatahash" xmlns:w16sdtfl="http://schemas.microsoft.com/office/word/2024/wordml/sdtformatlock" xmlns:w16se="http://schemas.microsoft.com/office/word/2015/wordml/symex">
+<w:styles xmlns:w="http://schemas.openxmlformats.org/wordprocessingml/2006/main" xmlns:mc="http://schemas.openxmlformats.org/markup-compatibility/2006" xmlns:r="http://schemas.openxmlformats.org/officeDocument/2006/relationships" xmlns:w14="http://schemas.microsoft.com/office/word/2010/wordml" xmlns:w15="http://schemas.microsoft.com/office/word/2012/wordml" xmlns:wp14="http://schemas.microsoft.com/office/word/2010/wordprocessingDrawing" xmlns:w16cex="http://schemas.microsoft.com/office/word/2018/wordml/cex" xmlns:w16cid="http://schemas.microsoft.com/office/word/2016/wordml/cid" xmlns:w16="http://schemas.microsoft.com/office/word/2018/wordml" xmlns:w16du="http://schemas.microsoft.com/office/word/2023/wordml/word16du" xmlns:w16sdtdh="http://schemas.microsoft.com/office/word/2020/wordml/sdtdatahash" xmlns:w16sdtfl="http://schemas.microsoft.com/office/word/2024/wordml/sdtformatlock" xmlns:w16se="http://schemas.microsoft.com/office/word/2015/wordml/symex" mc:Ignorable="w14 w15 w16se w16cid w16 w16cex w16du w16sdtdh w16sdtfl">
   <w:docDefaults>
     <w:rPrDefault>
       <w:rPr>
@@ -602,6 +602,7 @@
   </w:style>
   <w:style w:type="character" w:styleId="DefaultParagraphFont" w:default="1">
     <w:name w:val="Default Paragraph Font"/>
+    <w:semiHidden/>
   </w:style>
   <w:style w:type="paragraph" w:styleId="Heading1">
     <w:name w:val="Heading 1"/>

--- a/examples/generated/styleset_formal.docx
+++ b/examples/generated/styleset_formal.docx
@@ -1,6 +1,6 @@
 
 <file path=word/document.xml><?xml version="1.0" encoding="utf-8"?>
-<w:document xmlns:w="http://schemas.openxmlformats.org/wordprocessingml/2006/main" xmlns:wpc="http://schemas.microsoft.com/office/word/2010/wordprocessingCanvas" xmlns:cx="http://schemas.microsoft.com/office/drawing/2014/chartex" xmlns:cx1="http://schemas.microsoft.com/office/drawing/2015/9/8/chartex" xmlns:cx2="http://schemas.microsoft.com/office/drawing/2015/10/21/chartex" xmlns:cx3="http://schemas.microsoft.com/office/drawing/2016/5/9/chartex" xmlns:cx4="http://schemas.microsoft.com/office/drawing/2016/5/10/chartex" xmlns:cx5="http://schemas.microsoft.com/office/drawing/2016/5/11/chartex" xmlns:cx6="http://schemas.microsoft.com/office/drawing/2016/5/12/chartex" xmlns:cx7="http://schemas.microsoft.com/office/drawing/2016/5/13/chartex" xmlns:cx8="http://schemas.microsoft.com/office/drawing/2016/5/14/chartex" xmlns:mc="http://schemas.openxmlformats.org/markup-compatibility/2006" xmlns:aink="http://schemas.microsoft.com/office/drawing/2016/ink" xmlns:am3d="http://schemas.microsoft.com/office/drawing/2017/model3d" xmlns:o="urn:schemas-microsoft-com:office:office" xmlns:oel="http://schemas.microsoft.com/office/2019/extlst" xmlns:r="http://schemas.openxmlformats.org/officeDocument/2006/relationships" xmlns:m="http://schemas.openxmlformats.org/officeDocument/2006/math" xmlns:v="urn:schemas-microsoft-com:vml" xmlns:wp14="http://schemas.microsoft.com/office/word/2010/wordprocessingDrawing" xmlns:wp="http://schemas.openxmlformats.org/drawingml/2006/wordprocessingDrawing" xmlns:w10="urn:schemas-microsoft-com:office:word" xmlns:w14="http://schemas.microsoft.com/office/word/2010/wordml" xmlns:w15="http://schemas.microsoft.com/office/word/2012/wordml" xmlns:w16cex="http://schemas.microsoft.com/office/word/2018/wordml/cex" xmlns:w16cid="http://schemas.microsoft.com/office/word/2016/wordml/cid" xmlns:w16="http://schemas.microsoft.com/office/word/2018/wordml" xmlns:w16du="http://schemas.microsoft.com/office/word/2023/wordml/word16du" xmlns:w16sdtdh="http://schemas.microsoft.com/office/word/2020/wordml/sdtdatahash" xmlns:w16sdtfl="http://schemas.microsoft.com/office/word/2024/wordml/sdtformatlock" xmlns:w16se="http://schemas.microsoft.com/office/word/2015/wordml/symex" xmlns:wpg="http://schemas.microsoft.com/office/word/2010/wordprocessingGroup" xmlns:wpi="http://schemas.microsoft.com/office/word/2010/wordprocessingInk" xmlns:wne="http://schemas.microsoft.com/office/word/2006/wordml" xmlns:wps="http://schemas.microsoft.com/office/word/2010/wordprocessingShape" mc:Ignorable="w14 w15 w16se w16cid w16 w16cex w16du w16sdtdh w16sdtfl wp14">
+<w:document xmlns:w="http://schemas.openxmlformats.org/wordprocessingml/2006/main" xmlns:wpc="http://schemas.microsoft.com/office/word/2010/wordprocessingCanvas" xmlns:cx="http://schemas.microsoft.com/office/drawing/2014/chartex" xmlns:cx1="http://schemas.microsoft.com/office/drawing/2015/9/8/chartex" xmlns:cx2="http://schemas.microsoft.com/office/drawing/2015/10/21/chartex" xmlns:cx3="http://schemas.microsoft.com/office/drawing/2016/5/9/chartex" xmlns:cx4="http://schemas.microsoft.com/office/drawing/2016/5/10/chartex" xmlns:cx5="http://schemas.microsoft.com/office/drawing/2016/5/11/chartex" xmlns:cx6="http://schemas.microsoft.com/office/drawing/2016/5/12/chartex" xmlns:cx7="http://schemas.microsoft.com/office/drawing/2016/5/13/chartex" xmlns:cx8="http://schemas.microsoft.com/office/drawing/2016/5/14/chartex" xmlns:mc="http://schemas.openxmlformats.org/markup-compatibility/2006" xmlns:aink="http://schemas.microsoft.com/office/drawing/2016/ink" xmlns:am3d="http://schemas.microsoft.com/office/drawing/2017/model3d" xmlns:o="urn:schemas-microsoft-com:office:office" xmlns:oel="http://schemas.microsoft.com/office/2019/extlst" xmlns:r="http://schemas.openxmlformats.org/officeDocument/2006/relationships" xmlns:m="http://schemas.openxmlformats.org/officeDocument/2006/math" xmlns:v="urn:schemas-microsoft-com:vml" xmlns:wp14="http://schemas.microsoft.com/office/word/2010/wordprocessingDrawing" xmlns:wp="http://schemas.openxmlformats.org/drawingml/2006/wordprocessingDrawing" xmlns:w10="urn:schemas-microsoft-com:office:word" xmlns:w14="http://schemas.microsoft.com/office/word/2010/wordml" xmlns:w15="http://schemas.microsoft.com/office/word/2012/wordml" xmlns:w16cex="http://schemas.microsoft.com/office/word/2018/wordml/cex" xmlns:w16cid="http://schemas.microsoft.com/office/word/2016/wordml/cid" xmlns:w16="http://schemas.microsoft.com/office/word/2018/wordml" xmlns:w16du="http://schemas.microsoft.com/office/word/2023/wordml/word16du" xmlns:w16sdtdh="http://schemas.microsoft.com/office/word/2020/wordml/sdtdatahash" xmlns:w16sdtfl="http://schemas.microsoft.com/office/word/2024/wordml/sdtformatlock" xmlns:w16se="http://schemas.microsoft.com/office/word/2015/wordml/symex" xmlns:wpg="http://schemas.microsoft.com/office/word/2010/wordprocessingGroup" xmlns:wpi="http://schemas.microsoft.com/office/word/2010/wordprocessingInk" xmlns:wne="http://schemas.microsoft.com/office/word/2006/wordml" xmlns:wps="http://schemas.microsoft.com/office/word/2010/wordprocessingShape" mc:Ignorable="w14 w15 w16 w16cex w16cid w16du w16sdtdh w16sdtfl w16se wp14">
   <w:body>
     <w:p>
       <w:pPr>
@@ -12,13 +12,7 @@
     </w:p>
     <w:p>
       <w:r>
-        <w:t xml:space="preserve">This document uses the formal styleset for a professional appearance. </w:t>
-      </w:r>
-      <w:r>
-        <w:t xml:space="preserve">The styleset defines consistent formatting for headings, paragraphs, </w:t>
-      </w:r>
-      <w:r>
-        <w:t>and other elements.</w:t>
+        <w:t>This document uses the formal styleset for a professional appearance. The styleset defines consistent formatting for headings, paragraphs, and other elements.</w:t>
       </w:r>
     </w:p>
     <w:p>
@@ -31,10 +25,7 @@
     </w:p>
     <w:p>
       <w:r>
-        <w:t xml:space="preserve">The formal styleset provides elegant typography and spacing suitable </w:t>
-      </w:r>
-      <w:r>
-        <w:t>for business documents, reports, and academic papers.</w:t>
+        <w:t>The formal styleset provides elegant typography and spacing suitable for business documents, reports, and academic papers.</w:t>
       </w:r>
     </w:p>
     <w:p>
@@ -47,13 +38,7 @@
     </w:p>
     <w:p>
       <w:r>
-        <w:t xml:space="preserve">Body text in the formal styleset uses a serif font with generous </w:t>
-      </w:r>
-      <w:r>
-        <w:t xml:space="preserve">line spacing for optimal readability. Paragraph spacing is set to </w:t>
-      </w:r>
-      <w:r>
-        <w:t>provide clear visual separation between sections.</w:t>
+        <w:t>Body text in the formal styleset uses a serif font with generous line spacing for optimal readability. Paragraph spacing is set to provide clear visual separation between sections.</w:t>
       </w:r>
     </w:p>
     <w:p>
@@ -100,7 +85,7 @@
 </file>
 
 <file path=word/numbering.xml><?xml version="1.0" encoding="utf-8"?>
-<w:numbering xmlns:w="http://schemas.openxmlformats.org/wordprocessingml/2006/main" xmlns:mc="http://schemas.openxmlformats.org/markup-compatibility/2006" xmlns:w14="http://schemas.microsoft.com/office/word/2010/wordml" xmlns:w15="http://schemas.microsoft.com/office/word/2012/wordml" xmlns:w16se="http://schemas.microsoft.com/office/word/2015/wordml/symex" xmlns:w16cid="http://schemas.microsoft.com/office/word/2016/wordml/cid" xmlns:w16="http://schemas.microsoft.com/office/word/2018/wordml" xmlns:w16cex="http://schemas.microsoft.com/office/word/2018/wordml/cex" xmlns:w16sdtdh="http://schemas.microsoft.com/office/word/2020/wordml/sdtdatahash" xmlns:w16sdtfl="http://schemas.microsoft.com/office/word/2024/wordml/sdtformatlock" xmlns:w16du="http://schemas.microsoft.com/office/word/2023/wordml/word16du" xmlns:wp14="http://schemas.microsoft.com/office/word/2010/wordprocessingDrawing">
+<w:numbering xmlns:w="http://schemas.openxmlformats.org/wordprocessingml/2006/main" xmlns:mc="http://schemas.openxmlformats.org/markup-compatibility/2006" xmlns:w14="http://schemas.microsoft.com/office/word/2010/wordml" xmlns:w15="http://schemas.microsoft.com/office/word/2012/wordml" xmlns:w16se="http://schemas.microsoft.com/office/word/2015/wordml/symex" xmlns:w16cid="http://schemas.microsoft.com/office/word/2016/wordml/cid" xmlns:w16="http://schemas.microsoft.com/office/word/2018/wordml" xmlns:w16cex="http://schemas.microsoft.com/office/word/2018/wordml/cex" xmlns:w16sdtdh="http://schemas.microsoft.com/office/word/2020/wordml/sdtdatahash" xmlns:w16sdtfl="http://schemas.microsoft.com/office/word/2024/wordml/sdtformatlock" xmlns:w16du="http://schemas.microsoft.com/office/word/2023/wordml/word16du" xmlns:wp14="http://schemas.microsoft.com/office/word/2010/wordprocessingDrawing" mc:Ignorable="w14 w15 w16 w16cex w16cid w16du w16sdtdh w16sdtfl w16se wp14">
   <w:abstractNum w:abstractNumId="0">
     <w:lvl w:ilvl="0">
       <w:start w:val="1"/>
@@ -200,7 +185,7 @@
 </file>
 
 <file path=word/styles.xml><?xml version="1.0" encoding="utf-8"?>
-<w:styles xmlns:w="http://schemas.openxmlformats.org/wordprocessingml/2006/main" xmlns:mc="http://schemas.openxmlformats.org/markup-compatibility/2006" xmlns:r="http://schemas.openxmlformats.org/officeDocument/2006/relationships" xmlns:w14="http://schemas.microsoft.com/office/word/2010/wordml" xmlns:w15="http://schemas.microsoft.com/office/word/2012/wordml" xmlns:wp14="http://schemas.microsoft.com/office/word/2010/wordprocessingDrawing" xmlns:w16cex="http://schemas.microsoft.com/office/word/2018/wordml/cex" xmlns:w16cid="http://schemas.microsoft.com/office/word/2016/wordml/cid" xmlns:w16="http://schemas.microsoft.com/office/word/2018/wordml" xmlns:w16du="http://schemas.microsoft.com/office/word/2023/wordml/word16du" xmlns:w16sdtdh="http://schemas.microsoft.com/office/word/2020/wordml/sdtdatahash" xmlns:w16sdtfl="http://schemas.microsoft.com/office/word/2024/wordml/sdtformatlock" xmlns:w16se="http://schemas.microsoft.com/office/word/2015/wordml/symex" mc:Ignorable="w14 w15 w16se w16cid w16 w16cex w16du w16sdtdh w16sdtfl">
+<w:styles xmlns:w="http://schemas.openxmlformats.org/wordprocessingml/2006/main" xmlns:mc="http://schemas.openxmlformats.org/markup-compatibility/2006" xmlns:r="http://schemas.openxmlformats.org/officeDocument/2006/relationships" xmlns:w14="http://schemas.microsoft.com/office/word/2010/wordml" xmlns:w15="http://schemas.microsoft.com/office/word/2012/wordml" xmlns:wp14="http://schemas.microsoft.com/office/word/2010/wordprocessingDrawing" xmlns:w16cex="http://schemas.microsoft.com/office/word/2018/wordml/cex" xmlns:w16cid="http://schemas.microsoft.com/office/word/2016/wordml/cid" xmlns:w16="http://schemas.microsoft.com/office/word/2018/wordml" xmlns:w16du="http://schemas.microsoft.com/office/word/2023/wordml/word16du" xmlns:w16sdtdh="http://schemas.microsoft.com/office/word/2020/wordml/sdtdatahash" xmlns:w16sdtfl="http://schemas.microsoft.com/office/word/2024/wordml/sdtformatlock" xmlns:w16se="http://schemas.microsoft.com/office/word/2015/wordml/symex" mc:Ignorable="w14 w15 w16 w16cex w16cid w16du w16sdtdh w16sdtfl w16se">
   <w:docDefaults>
     <w:rPrDefault>
       <w:rPr>

--- a/examples/generated/styleset_formal.docx
+++ b/examples/generated/styleset_formal.docx
@@ -1,6 +1,6 @@
 
 <file path=word/document.xml><?xml version="1.0" encoding="utf-8"?>
-<w:document xmlns:w="http://schemas.openxmlformats.org/wordprocessingml/2006/main" xmlns:wpc="http://schemas.microsoft.com/office/word/2010/wordprocessingCanvas" xmlns:cx="http://schemas.microsoft.com/office/drawing/2014/chartex" xmlns:cx1="http://schemas.microsoft.com/office/drawing/2015/9/8/chartex" xmlns:cx2="http://schemas.microsoft.com/office/drawing/2015/10/21/chartex" xmlns:cx3="http://schemas.microsoft.com/office/drawing/2016/5/9/chartex" xmlns:cx4="http://schemas.microsoft.com/office/drawing/2016/5/10/chartex" xmlns:cx5="http://schemas.microsoft.com/office/drawing/2016/5/11/chartex" xmlns:cx6="http://schemas.microsoft.com/office/drawing/2016/5/12/chartex" xmlns:cx7="http://schemas.microsoft.com/office/drawing/2016/5/13/chartex" xmlns:cx8="http://schemas.microsoft.com/office/drawing/2016/5/14/chartex" xmlns:mc="http://schemas.openxmlformats.org/markup-compatibility/2006" xmlns:aink="http://schemas.microsoft.com/office/drawing/2016/ink" xmlns:am3d="http://schemas.microsoft.com/office/drawing/2017/model3d" xmlns:o="urn:schemas-microsoft-com:office:office" xmlns:oel="http://schemas.microsoft.com/office/2019/extlst" xmlns:r="http://schemas.openxmlformats.org/officeDocument/2006/relationships" xmlns:m="http://schemas.openxmlformats.org/officeDocument/2006/math" xmlns:v="urn:schemas-microsoft-com:vml" xmlns:wp14="http://schemas.microsoft.com/office/word/2010/wordprocessingDrawing" xmlns:wp="http://schemas.openxmlformats.org/drawingml/2006/wordprocessingDrawing" xmlns:w10="urn:schemas-microsoft-com:office:word" xmlns:w14="http://schemas.microsoft.com/office/word/2010/wordml" xmlns:w15="http://schemas.microsoft.com/office/word/2012/wordml" xmlns:w16cex="http://schemas.microsoft.com/office/word/2018/wordml/cex" xmlns:w16cid="http://schemas.microsoft.com/office/word/2016/wordml/cid" xmlns:w16="http://schemas.microsoft.com/office/word/2018/wordml" xmlns:w16du="http://schemas.microsoft.com/office/word/2023/wordml/word16du" xmlns:w16sdtdh="http://schemas.microsoft.com/office/word/2020/wordml/sdtdatahash" xmlns:w16sdtfl="http://schemas.microsoft.com/office/word/2024/wordml/sdtformatlock" xmlns:w16se="http://schemas.microsoft.com/office/word/2015/wordml/symex" xmlns:wpg="http://schemas.microsoft.com/office/word/2010/wordprocessingGroup" xmlns:wpi="http://schemas.microsoft.com/office/word/2010/wordprocessingInk" xmlns:wne="http://schemas.microsoft.com/office/word/2006/wordml" xmlns:wps="http://schemas.microsoft.com/office/word/2010/wordprocessingShape" mc:Ignorable="w14 w15 w16 w16cex w16cid w16du w16sdtdh w16sdtfl w16se wp14">
+<w:document xmlns:aink="http://schemas.microsoft.com/office/drawing/2016/ink" xmlns:am3d="http://schemas.microsoft.com/office/drawing/2017/model3d" xmlns:cx="http://schemas.microsoft.com/office/drawing/2014/chartex" xmlns:cx1="http://schemas.microsoft.com/office/drawing/2015/9/8/chartex" xmlns:cx2="http://schemas.microsoft.com/office/drawing/2015/10/21/chartex" xmlns:cx3="http://schemas.microsoft.com/office/drawing/2016/5/9/chartex" xmlns:cx4="http://schemas.microsoft.com/office/drawing/2016/5/10/chartex" xmlns:cx5="http://schemas.microsoft.com/office/drawing/2016/5/11/chartex" xmlns:cx6="http://schemas.microsoft.com/office/drawing/2016/5/12/chartex" xmlns:cx7="http://schemas.microsoft.com/office/drawing/2016/5/13/chartex" xmlns:cx8="http://schemas.microsoft.com/office/drawing/2016/5/14/chartex" xmlns:m="http://schemas.openxmlformats.org/officeDocument/2006/math" xmlns:mc="http://schemas.openxmlformats.org/markup-compatibility/2006" xmlns:o="urn:schemas-microsoft-com:office:office" xmlns:oel="http://schemas.microsoft.com/office/2019/extlst" xmlns:r="http://schemas.openxmlformats.org/officeDocument/2006/relationships" xmlns:v="urn:schemas-microsoft-com:vml" xmlns:w="http://schemas.openxmlformats.org/wordprocessingml/2006/main" xmlns:w10="urn:schemas-microsoft-com:office:word" xmlns:w14="http://schemas.microsoft.com/office/word/2010/wordml" xmlns:w15="http://schemas.microsoft.com/office/word/2012/wordml" xmlns:w16="http://schemas.microsoft.com/office/word/2018/wordml" xmlns:w16cex="http://schemas.microsoft.com/office/word/2018/wordml/cex" xmlns:w16cid="http://schemas.microsoft.com/office/word/2016/wordml/cid" xmlns:w16du="http://schemas.microsoft.com/office/word/2023/wordml/word16du" xmlns:w16sdtdh="http://schemas.microsoft.com/office/word/2020/wordml/sdtdatahash" xmlns:w16sdtfl="http://schemas.microsoft.com/office/word/2024/wordml/sdtformatlock" xmlns:w16se="http://schemas.microsoft.com/office/word/2015/wordml/symex" xmlns:wne="http://schemas.microsoft.com/office/word/2006/wordml" xmlns:wp="http://schemas.openxmlformats.org/drawingml/2006/wordprocessingDrawing" xmlns:wp14="http://schemas.microsoft.com/office/word/2010/wordprocessingDrawing" xmlns:wpc="http://schemas.microsoft.com/office/word/2010/wordprocessingCanvas" xmlns:wpg="http://schemas.microsoft.com/office/word/2010/wordprocessingGroup" xmlns:wpi="http://schemas.microsoft.com/office/word/2010/wordprocessingInk" xmlns:wps="http://schemas.microsoft.com/office/word/2010/wordprocessingShape" mc:Ignorable="w14 w15 w16 w16cex w16cid w16du w16sdtdh w16sdtfl w16se wp14">
   <w:body>
     <w:p>
       <w:pPr>
@@ -85,7 +85,7 @@
 </file>
 
 <file path=word/numbering.xml><?xml version="1.0" encoding="utf-8"?>
-<w:numbering xmlns:w="http://schemas.openxmlformats.org/wordprocessingml/2006/main" xmlns:mc="http://schemas.openxmlformats.org/markup-compatibility/2006" xmlns:w14="http://schemas.microsoft.com/office/word/2010/wordml" xmlns:w15="http://schemas.microsoft.com/office/word/2012/wordml" xmlns:w16se="http://schemas.microsoft.com/office/word/2015/wordml/symex" xmlns:w16cid="http://schemas.microsoft.com/office/word/2016/wordml/cid" xmlns:w16="http://schemas.microsoft.com/office/word/2018/wordml" xmlns:w16cex="http://schemas.microsoft.com/office/word/2018/wordml/cex" xmlns:w16sdtdh="http://schemas.microsoft.com/office/word/2020/wordml/sdtdatahash" xmlns:w16sdtfl="http://schemas.microsoft.com/office/word/2024/wordml/sdtformatlock" xmlns:w16du="http://schemas.microsoft.com/office/word/2023/wordml/word16du" xmlns:wp14="http://schemas.microsoft.com/office/word/2010/wordprocessingDrawing" mc:Ignorable="w14 w15 w16 w16cex w16cid w16du w16sdtdh w16sdtfl w16se wp14">
+<w:numbering xmlns:mc="http://schemas.openxmlformats.org/markup-compatibility/2006" xmlns:w="http://schemas.openxmlformats.org/wordprocessingml/2006/main" xmlns:w14="http://schemas.microsoft.com/office/word/2010/wordml" xmlns:w15="http://schemas.microsoft.com/office/word/2012/wordml" xmlns:w16="http://schemas.microsoft.com/office/word/2018/wordml" xmlns:w16cex="http://schemas.microsoft.com/office/word/2018/wordml/cex" xmlns:w16cid="http://schemas.microsoft.com/office/word/2016/wordml/cid" xmlns:w16du="http://schemas.microsoft.com/office/word/2023/wordml/word16du" xmlns:w16sdtdh="http://schemas.microsoft.com/office/word/2020/wordml/sdtdatahash" xmlns:w16sdtfl="http://schemas.microsoft.com/office/word/2024/wordml/sdtformatlock" xmlns:w16se="http://schemas.microsoft.com/office/word/2015/wordml/symex" xmlns:wp14="http://schemas.microsoft.com/office/word/2010/wordprocessingDrawing" mc:Ignorable="w14 w15 w16 w16cex w16cid w16du w16sdtdh w16sdtfl w16se wp14">
   <w:abstractNum w:abstractNumId="0">
     <w:lvl w:ilvl="0">
       <w:start w:val="1"/>
@@ -185,7 +185,7 @@
 </file>
 
 <file path=word/styles.xml><?xml version="1.0" encoding="utf-8"?>
-<w:styles xmlns:w="http://schemas.openxmlformats.org/wordprocessingml/2006/main" xmlns:mc="http://schemas.openxmlformats.org/markup-compatibility/2006" xmlns:r="http://schemas.openxmlformats.org/officeDocument/2006/relationships" xmlns:w14="http://schemas.microsoft.com/office/word/2010/wordml" xmlns:w15="http://schemas.microsoft.com/office/word/2012/wordml" xmlns:wp14="http://schemas.microsoft.com/office/word/2010/wordprocessingDrawing" xmlns:w16cex="http://schemas.microsoft.com/office/word/2018/wordml/cex" xmlns:w16cid="http://schemas.microsoft.com/office/word/2016/wordml/cid" xmlns:w16="http://schemas.microsoft.com/office/word/2018/wordml" xmlns:w16du="http://schemas.microsoft.com/office/word/2023/wordml/word16du" xmlns:w16sdtdh="http://schemas.microsoft.com/office/word/2020/wordml/sdtdatahash" xmlns:w16sdtfl="http://schemas.microsoft.com/office/word/2024/wordml/sdtformatlock" xmlns:w16se="http://schemas.microsoft.com/office/word/2015/wordml/symex" mc:Ignorable="w14 w15 w16 w16cex w16cid w16du w16sdtdh w16sdtfl w16se">
+<w:styles xmlns:mc="http://schemas.openxmlformats.org/markup-compatibility/2006" xmlns:r="http://schemas.openxmlformats.org/officeDocument/2006/relationships" xmlns:w="http://schemas.openxmlformats.org/wordprocessingml/2006/main" xmlns:w14="http://schemas.microsoft.com/office/word/2010/wordml" xmlns:w15="http://schemas.microsoft.com/office/word/2012/wordml" xmlns:w16="http://schemas.microsoft.com/office/word/2018/wordml" xmlns:w16cex="http://schemas.microsoft.com/office/word/2018/wordml/cex" xmlns:w16cid="http://schemas.microsoft.com/office/word/2016/wordml/cid" xmlns:w16du="http://schemas.microsoft.com/office/word/2023/wordml/word16du" xmlns:w16sdtdh="http://schemas.microsoft.com/office/word/2020/wordml/sdtdatahash" xmlns:w16sdtfl="http://schemas.microsoft.com/office/word/2024/wordml/sdtformatlock" xmlns:w16se="http://schemas.microsoft.com/office/word/2015/wordml/symex" xmlns:wp14="http://schemas.microsoft.com/office/word/2010/wordprocessingDrawing" mc:Ignorable="w14 w15 w16 w16cex w16cid w16du w16sdtdh w16sdtfl w16se">
   <w:docDefaults>
     <w:rPrDefault>
       <w:rPr>

--- a/examples/generated/styleset_formal.docx
+++ b/examples/generated/styleset_formal.docx
@@ -12,7 +12,13 @@
     </w:p>
     <w:p>
       <w:r>
-        <w:t>This document uses the formal styleset for a professional appearance. The styleset defines consistent formatting for headings, paragraphs, and other elements.</w:t>
+        <w:t xml:space="preserve">This document uses the formal styleset for a professional appearance. </w:t>
+      </w:r>
+      <w:r>
+        <w:t xml:space="preserve">The styleset defines consistent formatting for headings, paragraphs, </w:t>
+      </w:r>
+      <w:r>
+        <w:t>and other elements.</w:t>
       </w:r>
     </w:p>
     <w:p>
@@ -25,7 +31,10 @@
     </w:p>
     <w:p>
       <w:r>
-        <w:t>The formal styleset provides elegant typography and spacing suitable for business documents, reports, and academic papers.</w:t>
+        <w:t xml:space="preserve">The formal styleset provides elegant typography and spacing suitable </w:t>
+      </w:r>
+      <w:r>
+        <w:t>for business documents, reports, and academic papers.</w:t>
       </w:r>
     </w:p>
     <w:p>
@@ -38,7 +47,13 @@
     </w:p>
     <w:p>
       <w:r>
-        <w:t>Body text in the formal styleset uses a serif font with generous line spacing for optimal readability. Paragraph spacing is set to provide clear visual separation between sections.</w:t>
+        <w:t xml:space="preserve">Body text in the formal styleset uses a serif font with generous </w:t>
+      </w:r>
+      <w:r>
+        <w:t xml:space="preserve">line spacing for optimal readability. Paragraph spacing is set to </w:t>
+      </w:r>
+      <w:r>
+        <w:t>provide clear visual separation between sections.</w:t>
       </w:r>
     </w:p>
     <w:p>

--- a/examples/generated/styleset_formal.docx
+++ b/examples/generated/styleset_formal.docx
@@ -205,9 +205,9 @@
     <w:rPrDefault>
       <w:rPr>
         <w:rFonts w:asciiTheme="minorHAnsi" w:eastAsiaTheme="minorEastAsia" w:hAnsiTheme="minorHAnsi" w:cstheme="minorBidi"/>
+        <w:kern w:val="2"/>
         <w:sz w:val="24"/>
         <w:szCs w:val="24"/>
-        <w:kern w:val="2"/>
         <w:lang w:val="en-US" w:eastAsia="zh-CN" w:bidi="ar-SA"/>
         <w14:ligatures w14:val="standardContextual"/>
       </w:rPr>
@@ -616,9 +616,9 @@
     </w:pPr>
     <w:rPr>
       <w:rFonts w:ascii="Calibri Light" w:hAnsi="Calibri Light"/>
+      <w:b/>
+      <w:color w:val="2E74B5"/>
       <w:sz w:val="32"/>
-      <w:b/>
-      <w:color w:val="2E74B5"/>
     </w:rPr>
   </w:style>
   <w:style w:type="paragraph" w:styleId="Heading2">
@@ -633,9 +633,9 @@
     </w:pPr>
     <w:rPr>
       <w:rFonts w:ascii="Calibri Light" w:hAnsi="Calibri Light"/>
+      <w:b/>
+      <w:color w:val="2E74B5"/>
       <w:sz w:val="26"/>
-      <w:b/>
-      <w:color w:val="2E74B5"/>
     </w:rPr>
   </w:style>
   <w:style w:type="paragraph" w:styleId="Heading3">
@@ -650,9 +650,9 @@
     </w:pPr>
     <w:rPr>
       <w:rFonts w:ascii="Calibri" w:hAnsi="Calibri"/>
+      <w:b/>
+      <w:color w:val="1F4E79"/>
       <w:sz w:val="24"/>
-      <w:b/>
-      <w:color w:val="1F4E79"/>
     </w:rPr>
   </w:style>
   <w:style w:type="paragraph" w:styleId="Heading4">
@@ -667,9 +667,9 @@
     </w:pPr>
     <w:rPr>
       <w:rFonts w:ascii="Calibri" w:hAnsi="Calibri"/>
+      <w:b/>
+      <w:color w:val="2E74B5"/>
       <w:sz w:val="22"/>
-      <w:b/>
-      <w:color w:val="2E74B5"/>
     </w:rPr>
   </w:style>
   <w:style w:type="paragraph" w:styleId="Heading5">
@@ -684,9 +684,9 @@
     </w:pPr>
     <w:rPr>
       <w:rFonts w:ascii="Calibri" w:hAnsi="Calibri"/>
+      <w:b/>
+      <w:color w:val="2E74B5"/>
       <w:sz w:val="20"/>
-      <w:b/>
-      <w:color w:val="2E74B5"/>
     </w:rPr>
   </w:style>
   <w:style w:type="paragraph" w:styleId="Heading6">
@@ -701,9 +701,9 @@
     </w:pPr>
     <w:rPr>
       <w:rFonts w:ascii="Calibri" w:hAnsi="Calibri"/>
+      <w:b/>
+      <w:color w:val="1F3763"/>
       <w:sz w:val="20"/>
-      <w:b/>
-      <w:color w:val="1F3763"/>
     </w:rPr>
   </w:style>
   <w:style w:type="paragraph" w:styleId="Heading7">
@@ -718,9 +718,9 @@
     </w:pPr>
     <w:rPr>
       <w:rFonts w:ascii="Calibri" w:hAnsi="Calibri"/>
+      <w:b/>
+      <w:color w:val="2E74B5"/>
       <w:sz w:val="20"/>
-      <w:b/>
-      <w:color w:val="2E74B5"/>
     </w:rPr>
   </w:style>
   <w:style w:type="paragraph" w:styleId="Heading8">
@@ -735,9 +735,9 @@
     </w:pPr>
     <w:rPr>
       <w:rFonts w:ascii="Calibri" w:hAnsi="Calibri"/>
+      <w:b/>
+      <w:color w:val="2E74B5"/>
       <w:sz w:val="20"/>
-      <w:b/>
-      <w:color w:val="2E74B5"/>
     </w:rPr>
   </w:style>
   <w:style w:type="paragraph" w:styleId="Heading9">
@@ -752,9 +752,9 @@
     </w:pPr>
     <w:rPr>
       <w:rFonts w:ascii="Calibri" w:hAnsi="Calibri"/>
+      <w:b/>
+      <w:color w:val="2E74B5"/>
       <w:sz w:val="20"/>
-      <w:b/>
-      <w:color w:val="2E74B5"/>
     </w:rPr>
   </w:style>
   <w:style w:type="character" w:styleId="Emphasis" w:customStyle="1">
@@ -786,16 +786,16 @@
     <w:uiPriority w:val="9"/>
     <w:qFormat/>
     <w:rPr>
-      <w:sz w:val="28"/>
-      <w:b/>
-      <w:i/>
-      <w:strike/>
-      <w:dstrike/>
-      <w:smallCaps/>
-      <w:caps/>
+      <w:b/>
+      <w:i/>
+      <w:caps/>
+      <w:smallCaps/>
+      <w:strike/>
+      <w:dstrike/>
       <w:vanish/>
       <w:color w:val="881337"/>
       <w:spacing w:val="20"/>
+      <w:sz w:val="28"/>
     </w:rPr>
   </w:style>
   <w:style w:type="character" w:styleId="Heading2Char" w:customStyle="1">
@@ -805,16 +805,16 @@
     <w:uiPriority w:val="9"/>
     <w:qFormat/>
     <w:rPr>
-      <w:sz w:val="24"/>
-      <w:b/>
-      <w:i/>
-      <w:strike/>
-      <w:dstrike/>
-      <w:smallCaps/>
-      <w:caps/>
+      <w:b/>
+      <w:i/>
+      <w:caps/>
+      <w:smallCaps/>
+      <w:strike/>
+      <w:dstrike/>
       <w:vanish/>
       <w:color w:val="881337"/>
       <w:spacing w:val="15"/>
+      <w:sz w:val="24"/>
     </w:rPr>
   </w:style>
   <w:style w:type="character" w:styleId="Heading3Char" w:customStyle="1">
@@ -824,15 +824,15 @@
     <w:uiPriority w:val="9"/>
     <w:qFormat/>
     <w:rPr>
+      <w:b/>
+      <w:i/>
+      <w:caps/>
+      <w:smallCaps/>
+      <w:strike/>
+      <w:dstrike/>
+      <w:vanish/>
+      <w:color w:val="881337"/>
       <w:sz w:val="24"/>
-      <w:b/>
-      <w:i/>
-      <w:strike/>
-      <w:dstrike/>
-      <w:smallCaps/>
-      <w:caps/>
-      <w:vanish/>
-      <w:color w:val="881337"/>
     </w:rPr>
   </w:style>
   <w:style w:type="character" w:styleId="Heading4Char" w:customStyle="1">
@@ -844,10 +844,10 @@
     <w:rPr>
       <w:b/>
       <w:i/>
-      <w:strike/>
-      <w:dstrike/>
-      <w:smallCaps/>
-      <w:caps/>
+      <w:caps/>
+      <w:smallCaps/>
+      <w:strike/>
+      <w:dstrike/>
       <w:vanish/>
       <w:color w:val="881337"/>
       <w:spacing w:val="10"/>
@@ -862,10 +862,10 @@
     <w:rPr>
       <w:b/>
       <w:i/>
-      <w:strike/>
-      <w:dstrike/>
-      <w:smallCaps/>
-      <w:caps/>
+      <w:caps/>
+      <w:smallCaps/>
+      <w:strike/>
+      <w:dstrike/>
       <w:vanish/>
       <w:color w:val="881337"/>
       <w:spacing w:val="10"/>
@@ -880,10 +880,10 @@
     <w:rPr>
       <w:b/>
       <w:i/>
-      <w:strike/>
-      <w:dstrike/>
-      <w:smallCaps/>
-      <w:caps/>
+      <w:caps/>
+      <w:smallCaps/>
+      <w:strike/>
+      <w:dstrike/>
       <w:vanish/>
       <w:color w:val="9F1239"/>
       <w:spacing w:val="10"/>
@@ -898,10 +898,10 @@
     <w:rPr>
       <w:b/>
       <w:i/>
-      <w:strike/>
-      <w:dstrike/>
-      <w:smallCaps/>
-      <w:caps/>
+      <w:caps/>
+      <w:smallCaps/>
+      <w:strike/>
+      <w:dstrike/>
       <w:vanish/>
       <w:color w:val="9F1239"/>
       <w:spacing w:val="10"/>
@@ -914,15 +914,15 @@
     <w:uiPriority w:val="9"/>
     <w:qFormat/>
     <w:rPr>
+      <w:b/>
+      <w:i/>
+      <w:caps/>
+      <w:smallCaps/>
+      <w:strike/>
+      <w:dstrike/>
+      <w:vanish/>
+      <w:spacing w:val="10"/>
       <w:sz w:val="20"/>
-      <w:b/>
-      <w:i/>
-      <w:strike/>
-      <w:dstrike/>
-      <w:smallCaps/>
-      <w:caps/>
-      <w:vanish/>
-      <w:spacing w:val="10"/>
     </w:rPr>
   </w:style>
   <w:style w:type="character" w:styleId="Heading9Char" w:customStyle="1">
@@ -932,15 +932,15 @@
     <w:uiPriority w:val="9"/>
     <w:qFormat/>
     <w:rPr>
+      <w:b/>
+      <w:i/>
+      <w:caps/>
+      <w:smallCaps/>
+      <w:strike/>
+      <w:dstrike/>
+      <w:vanish/>
+      <w:spacing w:val="10"/>
       <w:sz w:val="20"/>
-      <w:b/>
-      <w:i/>
-      <w:strike/>
-      <w:dstrike/>
-      <w:smallCaps/>
-      <w:caps/>
-      <w:vanish/>
-      <w:spacing w:val="10"/>
     </w:rPr>
   </w:style>
   <w:style w:type="paragraph" w:styleId="Caption">
@@ -950,15 +950,15 @@
     <w:uiPriority w:val="35"/>
     <w:qFormat/>
     <w:rPr>
+      <w:b/>
+      <w:i/>
+      <w:caps/>
+      <w:smallCaps/>
+      <w:strike/>
+      <w:dstrike/>
+      <w:vanish/>
+      <w:spacing w:val="10"/>
       <w:sz w:val="18"/>
-      <w:b/>
-      <w:i/>
-      <w:strike/>
-      <w:dstrike/>
-      <w:smallCaps/>
-      <w:caps/>
-      <w:vanish/>
-      <w:spacing w:val="10"/>
     </w:rPr>
   </w:style>
   <w:style w:type="paragraph" w:styleId="Title">
@@ -969,25 +969,25 @@
     <w:uiPriority w:val="10"/>
     <w:qFormat/>
     <w:pPr>
-      <w:jc w:val="center"/>
       <w:keepNext/>
       <w:keepLines/>
       <w:pageBreakBefore/>
-      <w:contextualSpacing/>
       <w:suppressLineNumbers>false</w:suppressLineNumbers>
       <w:bidi>false</w:bidi>
+      <w:contextualSpacing/>
+      <w:jc w:val="center"/>
     </w:pPr>
     <w:rPr>
-      <w:sz w:val="44"/>
-      <w:b/>
-      <w:i/>
-      <w:strike/>
-      <w:dstrike/>
-      <w:smallCaps/>
-      <w:caps/>
+      <w:b/>
+      <w:i/>
+      <w:caps/>
+      <w:smallCaps/>
+      <w:strike/>
+      <w:dstrike/>
       <w:vanish/>
       <w:color w:val="881337"/>
       <w:spacing w:val="50"/>
+      <w:sz w:val="44"/>
     </w:rPr>
   </w:style>
   <w:style w:type="character" w:styleId="TitleChar" w:customStyle="1">
@@ -997,16 +997,16 @@
     <w:uiPriority w:val="10"/>
     <w:qFormat/>
     <w:rPr>
-      <w:sz w:val="44"/>
-      <w:b/>
-      <w:i/>
-      <w:strike/>
-      <w:dstrike/>
-      <w:smallCaps/>
-      <w:caps/>
+      <w:b/>
+      <w:i/>
+      <w:caps/>
+      <w:smallCaps/>
+      <w:strike/>
+      <w:dstrike/>
       <w:vanish/>
       <w:color w:val="881337"/>
       <w:spacing w:val="50"/>
+      <w:sz w:val="44"/>
     </w:rPr>
   </w:style>
   <w:style w:type="paragraph" w:styleId="Subtitle">
@@ -1017,24 +1017,24 @@
     <w:uiPriority w:val="11"/>
     <w:qFormat/>
     <w:pPr>
-      <w:jc w:val="center"/>
       <w:keepNext/>
       <w:keepLines/>
       <w:pageBreakBefore/>
-      <w:contextualSpacing/>
       <w:suppressLineNumbers>false</w:suppressLineNumbers>
       <w:bidi>false</w:bidi>
+      <w:contextualSpacing/>
+      <w:jc w:val="center"/>
     </w:pPr>
     <w:rPr>
+      <w:b/>
+      <w:i/>
+      <w:caps/>
+      <w:smallCaps/>
+      <w:strike/>
+      <w:dstrike/>
+      <w:vanish/>
+      <w:spacing w:val="20"/>
       <w:sz w:val="18"/>
-      <w:b/>
-      <w:i/>
-      <w:strike/>
-      <w:dstrike/>
-      <w:smallCaps/>
-      <w:caps/>
-      <w:vanish/>
-      <w:spacing w:val="20"/>
     </w:rPr>
   </w:style>
   <w:style w:type="character" w:styleId="SubtitleChar" w:customStyle="1">
@@ -1044,15 +1044,15 @@
     <w:uiPriority w:val="11"/>
     <w:qFormat/>
     <w:rPr>
+      <w:b/>
+      <w:i/>
+      <w:caps/>
+      <w:smallCaps/>
+      <w:strike/>
+      <w:dstrike/>
+      <w:vanish/>
+      <w:spacing w:val="20"/>
       <w:sz w:val="18"/>
-      <w:b/>
-      <w:i/>
-      <w:strike/>
-      <w:dstrike/>
-      <w:smallCaps/>
-      <w:caps/>
-      <w:vanish/>
-      <w:spacing w:val="20"/>
     </w:rPr>
   </w:style>
   <w:style w:type="paragraph" w:styleId="NoSpacing">
@@ -1065,9 +1065,9 @@
       <w:keepNext/>
       <w:keepLines/>
       <w:pageBreakBefore/>
-      <w:contextualSpacing/>
       <w:suppressLineNumbers>false</w:suppressLineNumbers>
       <w:bidi>false</w:bidi>
+      <w:contextualSpacing/>
     </w:pPr>
   </w:style>
   <w:style w:type="character" w:styleId="NoSpacingChar" w:customStyle="1">
@@ -1086,9 +1086,9 @@
       <w:keepNext/>
       <w:keepLines/>
       <w:pageBreakBefore/>
-      <w:contextualSpacing/>
       <w:suppressLineNumbers>false</w:suppressLineNumbers>
       <w:bidi>false</w:bidi>
+      <w:contextualSpacing/>
     </w:pPr>
   </w:style>
   <w:style w:type="paragraph" w:styleId="Quote">
@@ -1101,10 +1101,10 @@
     <w:rPr>
       <w:b/>
       <w:i/>
-      <w:strike/>
-      <w:dstrike/>
-      <w:smallCaps/>
-      <w:caps/>
+      <w:caps/>
+      <w:smallCaps/>
+      <w:strike/>
+      <w:dstrike/>
       <w:vanish/>
     </w:rPr>
   </w:style>
@@ -1117,10 +1117,10 @@
     <w:rPr>
       <w:b/>
       <w:i/>
-      <w:strike/>
-      <w:dstrike/>
-      <w:smallCaps/>
-      <w:caps/>
+      <w:caps/>
+      <w:smallCaps/>
+      <w:strike/>
+      <w:dstrike/>
       <w:vanish/>
     </w:rPr>
   </w:style>
@@ -1135,21 +1135,21 @@
       <w:keepNext/>
       <w:keepLines/>
       <w:pageBreakBefore/>
-      <w:contextualSpacing/>
       <w:suppressLineNumbers>false</w:suppressLineNumbers>
       <w:bidi>false</w:bidi>
+      <w:contextualSpacing/>
     </w:pPr>
     <w:rPr>
-      <w:sz w:val="20"/>
-      <w:b/>
-      <w:i/>
-      <w:strike/>
-      <w:dstrike/>
-      <w:smallCaps/>
-      <w:caps/>
+      <w:b/>
+      <w:i/>
+      <w:caps/>
+      <w:smallCaps/>
+      <w:strike/>
+      <w:dstrike/>
       <w:vanish/>
       <w:color w:val="881337"/>
       <w:spacing w:val="5"/>
+      <w:sz w:val="20"/>
     </w:rPr>
   </w:style>
   <w:style w:type="character" w:styleId="IntenseQuoteChar" w:customStyle="1">
@@ -1159,16 +1159,16 @@
     <w:uiPriority w:val="30"/>
     <w:qFormat/>
     <w:rPr>
-      <w:sz w:val="20"/>
-      <w:b/>
-      <w:i/>
-      <w:strike/>
-      <w:dstrike/>
-      <w:smallCaps/>
-      <w:caps/>
+      <w:b/>
+      <w:i/>
+      <w:caps/>
+      <w:smallCaps/>
+      <w:strike/>
+      <w:dstrike/>
       <w:vanish/>
       <w:color w:val="881337"/>
       <w:spacing w:val="5"/>
+      <w:sz w:val="20"/>
     </w:rPr>
   </w:style>
   <w:style w:type="character" w:styleId="SubtleEmphasis">
@@ -1178,10 +1178,10 @@
     <w:rPr>
       <w:b/>
       <w:i/>
-      <w:strike/>
-      <w:dstrike/>
-      <w:smallCaps/>
-      <w:caps/>
+      <w:caps/>
+      <w:smallCaps/>
+      <w:strike/>
+      <w:dstrike/>
       <w:vanish/>
     </w:rPr>
   </w:style>
@@ -1190,15 +1190,15 @@
     <w:uiPriority w:val="21"/>
     <w:qFormat/>
     <w:rPr>
+      <w:b/>
+      <w:i/>
+      <w:caps/>
+      <w:smallCaps/>
+      <w:strike/>
+      <w:dstrike/>
+      <w:vanish/>
+      <w:spacing w:val="10"/>
       <w:sz w:val="20"/>
-      <w:b/>
-      <w:i/>
-      <w:strike/>
-      <w:dstrike/>
-      <w:smallCaps/>
-      <w:caps/>
-      <w:vanish/>
-      <w:spacing w:val="10"/>
     </w:rPr>
   </w:style>
   <w:style w:type="character" w:styleId="SubtleReference">
@@ -1209,10 +1209,10 @@
     <w:rPr>
       <w:b/>
       <w:i/>
-      <w:strike/>
-      <w:dstrike/>
-      <w:smallCaps/>
-      <w:caps/>
+      <w:caps/>
+      <w:smallCaps/>
+      <w:strike/>
+      <w:dstrike/>
       <w:vanish/>
       <w:color w:val="881337"/>
     </w:rPr>
@@ -1224,10 +1224,10 @@
     <w:rPr>
       <w:b/>
       <w:i/>
-      <w:strike/>
-      <w:dstrike/>
-      <w:smallCaps/>
-      <w:caps/>
+      <w:caps/>
+      <w:smallCaps/>
+      <w:strike/>
+      <w:dstrike/>
       <w:vanish/>
       <w:color w:val="881337"/>
     </w:rPr>
@@ -1239,14 +1239,14 @@
     <w:rPr>
       <w:b/>
       <w:i/>
-      <w:strike/>
-      <w:dstrike/>
-      <w:smallCaps/>
-      <w:caps/>
+      <w:caps/>
+      <w:smallCaps/>
+      <w:strike/>
+      <w:dstrike/>
       <w:vanish/>
       <w:color w:val="881337"/>
+      <w:spacing w:val="5"/>
       <w:u w:val="single"/>
-      <w:spacing w:val="5"/>
     </w:rPr>
   </w:style>
   <w:style w:type="paragraph" w:styleId="TOCHeading">
@@ -1256,13 +1256,13 @@
     <w:uiPriority w:val="39"/>
     <w:qFormat/>
     <w:pPr>
-      <w:outlineLvl w:val="9"/>
       <w:keepNext/>
       <w:keepLines/>
       <w:pageBreakBefore/>
-      <w:contextualSpacing/>
       <w:suppressLineNumbers>false</w:suppressLineNumbers>
       <w:bidi>false</w:bidi>
+      <w:contextualSpacing/>
+      <w:outlineLvl w:val="9"/>
     </w:pPr>
   </w:style>
 </w:styles>
@@ -1461,6 +1461,5 @@
   </a:themeElements>
   <a:objectDefaults/>
   <a:extraClrSchemeLst/>
-  <a:extLst/>
 </a:theme>
 </file>
--- a/examples/generated/styleset_formal.docx
+++ b/examples/generated/styleset_formal.docx
@@ -107,7 +107,9 @@
       <w:numFmt w:val="bullet"/>
       <w:lvlText w:val="•"/>
       <w:lvlJc w:val="left"/>
-      <w:ind w:left="720" w:hanging="360"/>
+      <w:pPr>
+        <w:ind w:left="720" w:hanging="360"/>
+      </w:pPr>
       <w:rPr>
         <w:rFonts w:ascii="Symbol" w:hAnsi="Symbol" w:hint="default"/>
       </w:rPr>
@@ -117,7 +119,9 @@
       <w:numFmt w:val="bullet"/>
       <w:lvlText w:val="○"/>
       <w:lvlJc w:val="left"/>
-      <w:ind w:left="1440" w:hanging="360"/>
+      <w:pPr>
+        <w:ind w:left="1440" w:hanging="360"/>
+      </w:pPr>
       <w:rPr>
         <w:rFonts w:ascii="Symbol" w:hAnsi="Symbol" w:hint="default"/>
       </w:rPr>
@@ -127,7 +131,9 @@
       <w:numFmt w:val="bullet"/>
       <w:lvlText w:val="■"/>
       <w:lvlJc w:val="left"/>
-      <w:ind w:left="2160" w:hanging="360"/>
+      <w:pPr>
+        <w:ind w:left="2160" w:hanging="360"/>
+      </w:pPr>
       <w:rPr>
         <w:rFonts w:ascii="Symbol" w:hAnsi="Symbol" w:hint="default"/>
       </w:rPr>
@@ -137,7 +143,9 @@
       <w:numFmt w:val="bullet"/>
       <w:lvlText w:val="•"/>
       <w:lvlJc w:val="left"/>
-      <w:ind w:left="2880" w:hanging="360"/>
+      <w:pPr>
+        <w:ind w:left="2880" w:hanging="360"/>
+      </w:pPr>
       <w:rPr>
         <w:rFonts w:ascii="Symbol" w:hAnsi="Symbol" w:hint="default"/>
       </w:rPr>
@@ -147,7 +155,9 @@
       <w:numFmt w:val="bullet"/>
       <w:lvlText w:val="○"/>
       <w:lvlJc w:val="left"/>
-      <w:ind w:left="3600" w:hanging="360"/>
+      <w:pPr>
+        <w:ind w:left="3600" w:hanging="360"/>
+      </w:pPr>
       <w:rPr>
         <w:rFonts w:ascii="Symbol" w:hAnsi="Symbol" w:hint="default"/>
       </w:rPr>
@@ -157,7 +167,9 @@
       <w:numFmt w:val="bullet"/>
       <w:lvlText w:val="■"/>
       <w:lvlJc w:val="left"/>
-      <w:ind w:left="4320" w:hanging="360"/>
+      <w:pPr>
+        <w:ind w:left="4320" w:hanging="360"/>
+      </w:pPr>
       <w:rPr>
         <w:rFonts w:ascii="Symbol" w:hAnsi="Symbol" w:hint="default"/>
       </w:rPr>
@@ -167,7 +179,9 @@
       <w:numFmt w:val="bullet"/>
       <w:lvlText w:val="•"/>
       <w:lvlJc w:val="left"/>
-      <w:ind w:left="5040" w:hanging="360"/>
+      <w:pPr>
+        <w:ind w:left="5040" w:hanging="360"/>
+      </w:pPr>
       <w:rPr>
         <w:rFonts w:ascii="Symbol" w:hAnsi="Symbol" w:hint="default"/>
       </w:rPr>
@@ -177,7 +191,9 @@
       <w:numFmt w:val="bullet"/>
       <w:lvlText w:val="○"/>
       <w:lvlJc w:val="left"/>
-      <w:ind w:left="5760" w:hanging="360"/>
+      <w:pPr>
+        <w:ind w:left="5760" w:hanging="360"/>
+      </w:pPr>
       <w:rPr>
         <w:rFonts w:ascii="Symbol" w:hAnsi="Symbol" w:hint="default"/>
       </w:rPr>
@@ -187,7 +203,9 @@
       <w:numFmt w:val="bullet"/>
       <w:lvlText w:val="■"/>
       <w:lvlJc w:val="left"/>
-      <w:ind w:left="6480" w:hanging="360"/>
+      <w:pPr>
+        <w:ind w:left="6480" w:hanging="360"/>
+      </w:pPr>
       <w:rPr>
         <w:rFonts w:ascii="Symbol" w:hAnsi="Symbol" w:hint="default"/>
       </w:rPr>

--- a/examples/generated/styleset_formal.docx
+++ b/examples/generated/styleset_formal.docx
@@ -620,7 +620,6 @@
   </w:style>
   <w:style w:type="character" w:styleId="DefaultParagraphFont" w:default="1">
     <w:name w:val="Default Paragraph Font"/>
-    <w:semiHidden/>
   </w:style>
   <w:style w:type="paragraph" w:styleId="Heading1">
     <w:name w:val="Heading 1"/>
